--- a/docs/sop/word/SOP - Manager - Reports.docx
+++ b/docs/sop/word/SOP - Manager - Reports.docx
@@ -2085,7 +2085,151 @@
         <w:rPr>
           <w:color w:val="1D4ED8"/>
         </w:rPr>
-        <w:t>10. Rules to remember</w:t>
+        <w:t>10. Weekly goal email (every Monday)</w:t>
+      </w:r>
+    </w:p>
+    <w:p>
+      <w:r>
+        <w:t>Every Monday at 10:30 the HRMS emails last week's (Monday to Sunday) agents of teams A and B who did not reach their weekly goal. Nothing has to be opened in the HRMS; it arrives in your mailbox.</w:t>
+      </w:r>
+    </w:p>
+    <w:tbl>
+      <w:tblPr>
+        <w:tblStyle w:val="TableGrid"/>
+        <w:tblW w:type="auto" w:w="0"/>
+        <w:tblLook w:firstColumn="1" w:firstRow="1" w:lastColumn="0" w:lastRow="0" w:noHBand="0" w:noVBand="1" w:val="04A0"/>
+      </w:tblPr>
+      <w:tblGrid>
+        <w:gridCol w:w="4968"/>
+        <w:gridCol w:w="4968"/>
+      </w:tblGrid>
+      <w:tr>
+        <w:tc>
+          <w:tcPr>
+            <w:tcW w:type="dxa" w:w="4968"/>
+            <w:shd w:val="clear" w:color="auto" w:fill="1D4ED8"/>
+          </w:tcPr>
+          <w:p>
+            <w:r>
+              <w:rPr>
+                <w:b/>
+                <w:color w:val="FFFFFF"/>
+              </w:rPr>
+              <w:t>You are</w:t>
+            </w:r>
+          </w:p>
+        </w:tc>
+        <w:tc>
+          <w:tcPr>
+            <w:tcW w:type="dxa" w:w="4968"/>
+            <w:shd w:val="clear" w:color="auto" w:fill="1D4ED8"/>
+          </w:tcPr>
+          <w:p>
+            <w:r>
+              <w:rPr>
+                <w:b/>
+                <w:color w:val="FFFFFF"/>
+              </w:rPr>
+              <w:t>You receive</w:t>
+            </w:r>
+          </w:p>
+        </w:tc>
+      </w:tr>
+      <w:tr>
+        <w:tc>
+          <w:tcPr>
+            <w:tcW w:type="dxa" w:w="4968"/>
+          </w:tcPr>
+          <w:p>
+            <w:r>
+              <w:t>Admin or Project Manager</w:t>
+            </w:r>
+          </w:p>
+        </w:tc>
+        <w:tc>
+          <w:tcPr>
+            <w:tcW w:type="dxa" w:w="4968"/>
+          </w:tcPr>
+          <w:p>
+            <w:r>
+              <w:t>All agents of teams A and B.</w:t>
+            </w:r>
+          </w:p>
+        </w:tc>
+      </w:tr>
+      <w:tr>
+        <w:tc>
+          <w:tcPr>
+            <w:tcW w:type="dxa" w:w="4968"/>
+          </w:tcPr>
+          <w:p>
+            <w:r>
+              <w:t>Assistant Manager or Team Lead</w:t>
+            </w:r>
+          </w:p>
+        </w:tc>
+        <w:tc>
+          <w:tcPr>
+            <w:tcW w:type="dxa" w:w="4968"/>
+          </w:tcPr>
+          <w:p>
+            <w:r>
+              <w:t>Only the agents assigned to you (Assistant Manager / Team Lead in the agent's profile). No agents assigned: no email.</w:t>
+            </w:r>
+          </w:p>
+        </w:tc>
+      </w:tr>
+    </w:tbl>
+    <w:p/>
+    <w:p>
+      <w:pPr>
+        <w:pStyle w:val="ListBullet"/>
+      </w:pPr>
+      <w:r>
+        <w:t>Week goal = Monday to Friday working days at the agent's daily hours (9 h x tenure), minus holidays, half days and leave that affects the target. Leave that does not affect the target still counts in the goal. Example: 45 h; 36 h with one full-day leave that affects the target.</w:t>
+      </w:r>
+    </w:p>
+    <w:p>
+      <w:pPr>
+        <w:pStyle w:val="ListBullet"/>
+      </w:pPr>
+      <w:r>
+        <w:t>Achieved = billable hours from the agent's tracker entries that week (same as the Billable Report).</w:t>
+      </w:r>
+    </w:p>
+    <w:p>
+      <w:pPr>
+        <w:pStyle w:val="ListBullet"/>
+      </w:pPr>
+      <w:r>
+        <w:t>For each agent who missed: week goal, achieved, shortfall and % achieved. Red below 75%, orange 75 to 89%, green 90% and above.</w:t>
+      </w:r>
+    </w:p>
+    <w:p>
+      <w:pPr>
+        <w:pStyle w:val="ListBullet"/>
+      </w:pPr>
+      <w:r>
+        <w:t>If every agent reached the goal you get an "all achieved" email instead.</w:t>
+      </w:r>
+    </w:p>
+    <w:p>
+      <w:pPr>
+        <w:pStyle w:val="ListBullet"/>
+      </w:pPr>
+      <w:r>
+        <w:t>Agents who left during the week are still included for that week.</w:t>
+      </w:r>
+    </w:p>
+    <w:p>
+      <w:pPr>
+        <w:pStyle w:val="Heading1"/>
+      </w:pPr>
+      <w:r>
+        <w:rPr>
+          <w:color w:val="1D4ED8"/>
+        </w:rPr>
+        <w:t>11. Rules to remember</w:t>
       </w:r>
     </w:p>
     <w:p>
@@ -2112,7 +2256,7 @@
         <w:rPr>
           <w:color w:val="1D4ED8"/>
         </w:rPr>
-        <w:t>11. Common problems</w:t>
+        <w:t>12. Common problems</w:t>
       </w:r>
     </w:p>
     <w:tbl>
@@ -2285,6 +2429,50 @@
           <w:p>
             <w:r>
               <w:t>Ask the listed agents to upload their files again, then Generate again.</w:t>
+            </w:r>
+          </w:p>
+        </w:tc>
+      </w:tr>
+      <w:tr>
+        <w:tc>
+          <w:tcPr>
+            <w:tcW w:type="dxa" w:w="4968"/>
+          </w:tcPr>
+          <w:p>
+            <w:r>
+              <w:t>No weekly goal email on Monday</w:t>
+            </w:r>
+          </w:p>
+        </w:tc>
+        <w:tc>
+          <w:tcPr>
+            <w:tcW w:type="dxa" w:w="4968"/>
+          </w:tcPr>
+          <w:p>
+            <w:r>
+              <w:t>Check Junk / Other. Team Leads and Assistant Managers get it only if agents are assigned to them. Ask the HRMS team to resend that week.</w:t>
+            </w:r>
+          </w:p>
+        </w:tc>
+      </w:tr>
+      <w:tr>
+        <w:tc>
+          <w:tcPr>
+            <w:tcW w:type="dxa" w:w="4968"/>
+          </w:tcPr>
+          <w:p>
+            <w:r>
+              <w:t>An agent's week goal looks wrong</w:t>
+            </w:r>
+          </w:p>
+        </w:tc>
+        <w:tc>
+          <w:tcPr>
+            <w:tcW w:type="dxa" w:w="4968"/>
+          </w:tcPr>
+          <w:p>
+            <w:r>
+              <w:t>Check that week in the roster: leave marked as affecting the target, half days and holidays reduce the goal.</w:t>
             </w:r>
           </w:p>
         </w:tc>

--- a/docs/sop/word/SOP - Manager - Reports.docx
+++ b/docs/sop/word/SOP - Manager - Reports.docx
@@ -2090,7 +2090,7 @@
     </w:p>
     <w:p>
       <w:r>
-        <w:t>Every Monday at 10:30 the HRMS emails last week's (Monday to Sunday) agents of teams A and B who did not reach their weekly goal. Nothing has to be opened in the HRMS; it arrives in your mailbox.</w:t>
+        <w:t>Every Monday at 11:00 the HRMS emails last week's (Monday to Sunday) agents of teams A and B who did not reach their weekly goal. Nothing has to be opened in the HRMS; it arrives in your mailbox.</w:t>
       </w:r>
     </w:p>
     <w:tbl>
